--- a/Front Matter/Template/4_Front-Matter.docx
+++ b/Front Matter/Template/4_Front-Matter.docx
@@ -1924,7 +1924,35 @@
           <w:rFonts w:ascii="Noto Serif SC" w:eastAsia="Noto Serif SC" w:hAnsi="Noto Serif SC" w:cs="Noto Serif"/>
           <w:lang w:val="en-US"/>
         </w:rPr>
-        <w:t xml:space="preserve">Raymond migrated to Macau in 2002 and is currently Associate Professor in the Music School of The Macau Polytechnic University. In 2011, his composition “Cycles of Destiny” gained the </w:t>
+        <w:t xml:space="preserve">Raymond migrated to Macau in 2002 and is currently Associate Professor in the Music School of The Macau Polytechnic University. In 2011, his composition </w:t>
+      </w:r>
+      <w:r>
+        <w:rPr>
+          <w:rFonts w:ascii="Noto Serif SC" w:eastAsia="Noto Serif SC" w:hAnsi="Noto Serif SC" w:cs="Noto Serif"/>
+          <w:lang w:val="en-US"/>
+        </w:rPr>
+        <w:t>"</w:t>
+      </w:r>
+      <w:r>
+        <w:rPr>
+          <w:rFonts w:ascii="Noto Serif SC" w:eastAsia="Noto Serif SC" w:hAnsi="Noto Serif SC" w:cs="Noto Serif"/>
+          <w:lang w:val="en-US"/>
+        </w:rPr>
+        <w:t>Cycles of Destiny</w:t>
+      </w:r>
+      <w:r>
+        <w:rPr>
+          <w:rFonts w:ascii="Noto Serif SC" w:eastAsia="Noto Serif SC" w:hAnsi="Noto Serif SC" w:cs="Noto Serif"/>
+          <w:lang w:val="en-US"/>
+        </w:rPr>
+        <w:t>"</w:t>
+      </w:r>
+      <w:r>
+        <w:rPr>
+          <w:rFonts w:ascii="Noto Serif SC" w:eastAsia="Noto Serif SC" w:hAnsi="Noto Serif SC" w:cs="Noto Serif"/>
+          <w:lang w:val="en-US"/>
+        </w:rPr>
+        <w:t xml:space="preserve"> gained the </w:t>
       </w:r>
       <w:r>
         <w:rPr>
@@ -1939,7 +1967,35 @@
           <w:rFonts w:ascii="Noto Serif SC" w:eastAsia="Noto Serif SC" w:hAnsi="Noto Serif SC" w:cs="Noto Serif"/>
           <w:lang w:val="en-US"/>
         </w:rPr>
-        <w:t xml:space="preserve"> from Singapore International Competition for Chinese Orchestral Composition, in 2013, “Bewilderment” for Chinese flute solo gained the 2</w:t>
+        <w:t xml:space="preserve"> from Singapore International Competition for Chinese Orchestral Composition, in 2013, </w:t>
+      </w:r>
+      <w:r>
+        <w:rPr>
+          <w:rFonts w:ascii="Noto Serif SC" w:eastAsia="Noto Serif SC" w:hAnsi="Noto Serif SC" w:cs="Noto Serif"/>
+          <w:lang w:val="en-US"/>
+        </w:rPr>
+        <w:t>"</w:t>
+      </w:r>
+      <w:r>
+        <w:rPr>
+          <w:rFonts w:ascii="Noto Serif SC" w:eastAsia="Noto Serif SC" w:hAnsi="Noto Serif SC" w:cs="Noto Serif"/>
+          <w:lang w:val="en-US"/>
+        </w:rPr>
+        <w:t>Bewilderment</w:t>
+      </w:r>
+      <w:r>
+        <w:rPr>
+          <w:rFonts w:ascii="Noto Serif SC" w:eastAsia="Noto Serif SC" w:hAnsi="Noto Serif SC" w:cs="Noto Serif"/>
+          <w:lang w:val="en-US"/>
+        </w:rPr>
+        <w:t>"</w:t>
+      </w:r>
+      <w:r>
+        <w:rPr>
+          <w:rFonts w:ascii="Noto Serif SC" w:eastAsia="Noto Serif SC" w:hAnsi="Noto Serif SC" w:cs="Noto Serif"/>
+          <w:lang w:val="en-US"/>
+        </w:rPr>
+        <w:t xml:space="preserve"> for Chinese flute solo gained the 2</w:t>
       </w:r>
       <w:r>
         <w:rPr>
@@ -1954,7 +2010,49 @@
           <w:rFonts w:ascii="Noto Serif SC" w:eastAsia="Noto Serif SC" w:hAnsi="Noto Serif SC" w:cs="Noto Serif"/>
           <w:lang w:val="en-US"/>
         </w:rPr>
-        <w:t xml:space="preserve"> prize from the “Voice of China Composition Competition” (Beijing), in 2014, “A Petit Song for</w:t>
+        <w:t xml:space="preserve"> prize from the </w:t>
+      </w:r>
+      <w:r>
+        <w:rPr>
+          <w:rFonts w:ascii="Noto Serif SC" w:eastAsia="Noto Serif SC" w:hAnsi="Noto Serif SC" w:cs="Noto Serif"/>
+          <w:lang w:val="en-US"/>
+        </w:rPr>
+        <w:t>"</w:t>
+      </w:r>
+      <w:r>
+        <w:rPr>
+          <w:rFonts w:ascii="Noto Serif SC" w:eastAsia="Noto Serif SC" w:hAnsi="Noto Serif SC" w:cs="Noto Serif"/>
+          <w:lang w:val="en-US"/>
+        </w:rPr>
+        <w:t>Voice of China Composition Competition</w:t>
+      </w:r>
+      <w:r>
+        <w:rPr>
+          <w:rFonts w:ascii="Noto Serif SC" w:eastAsia="Noto Serif SC" w:hAnsi="Noto Serif SC" w:cs="Noto Serif"/>
+          <w:lang w:val="en-US"/>
+        </w:rPr>
+        <w:t>"</w:t>
+      </w:r>
+      <w:r>
+        <w:rPr>
+          <w:rFonts w:ascii="Noto Serif SC" w:eastAsia="Noto Serif SC" w:hAnsi="Noto Serif SC" w:cs="Noto Serif"/>
+          <w:lang w:val="en-US"/>
+        </w:rPr>
+        <w:t xml:space="preserve"> (Beijing), in 2014, </w:t>
+      </w:r>
+      <w:r>
+        <w:rPr>
+          <w:rFonts w:ascii="Noto Serif SC" w:eastAsia="Noto Serif SC" w:hAnsi="Noto Serif SC" w:cs="Noto Serif"/>
+          <w:lang w:val="en-US"/>
+        </w:rPr>
+        <w:t>"</w:t>
+      </w:r>
+      <w:r>
+        <w:rPr>
+          <w:rFonts w:ascii="Noto Serif SC" w:eastAsia="Noto Serif SC" w:hAnsi="Noto Serif SC" w:cs="Noto Serif"/>
+          <w:lang w:val="en-US"/>
+        </w:rPr>
+        <w:t>A Petit Song for</w:t>
       </w:r>
       <w:r>
         <w:rPr>
@@ -1984,7 +2082,21 @@
           <w:rFonts w:ascii="Noto Serif SC" w:eastAsia="Noto Serif SC" w:hAnsi="Noto Serif SC" w:cs="Noto Serif"/>
           <w:lang w:val="en-US"/>
         </w:rPr>
-        <w:t>, Piano and Percussion” gained the 1</w:t>
+        <w:t>, Piano and Percussion</w:t>
+      </w:r>
+      <w:r>
+        <w:rPr>
+          <w:rFonts w:ascii="Noto Serif SC" w:eastAsia="Noto Serif SC" w:hAnsi="Noto Serif SC" w:cs="Noto Serif"/>
+          <w:lang w:val="en-US"/>
+        </w:rPr>
+        <w:t>"</w:t>
+      </w:r>
+      <w:r>
+        <w:rPr>
+          <w:rFonts w:ascii="Noto Serif SC" w:eastAsia="Noto Serif SC" w:hAnsi="Noto Serif SC" w:cs="Noto Serif"/>
+          <w:lang w:val="en-US"/>
+        </w:rPr>
+        <w:t xml:space="preserve"> gained the 1</w:t>
       </w:r>
       <w:r>
         <w:rPr>
@@ -1999,7 +2111,35 @@
           <w:rFonts w:ascii="Noto Serif SC" w:eastAsia="Noto Serif SC" w:hAnsi="Noto Serif SC" w:cs="Noto Serif"/>
           <w:lang w:val="en-US"/>
         </w:rPr>
-        <w:t xml:space="preserve"> prize from the “Voice of China Composition Competition” (Beijing).</w:t>
+        <w:t xml:space="preserve"> prize from the </w:t>
+      </w:r>
+      <w:r>
+        <w:rPr>
+          <w:rFonts w:ascii="Noto Serif SC" w:eastAsia="Noto Serif SC" w:hAnsi="Noto Serif SC" w:cs="Noto Serif"/>
+          <w:lang w:val="en-US"/>
+        </w:rPr>
+        <w:t>"</w:t>
+      </w:r>
+      <w:r>
+        <w:rPr>
+          <w:rFonts w:ascii="Noto Serif SC" w:eastAsia="Noto Serif SC" w:hAnsi="Noto Serif SC" w:cs="Noto Serif"/>
+          <w:lang w:val="en-US"/>
+        </w:rPr>
+        <w:t>Voice of China Composition Competition</w:t>
+      </w:r>
+      <w:r>
+        <w:rPr>
+          <w:rFonts w:ascii="Noto Serif SC" w:eastAsia="Noto Serif SC" w:hAnsi="Noto Serif SC" w:cs="Noto Serif"/>
+          <w:lang w:val="en-US"/>
+        </w:rPr>
+        <w:t>"</w:t>
+      </w:r>
+      <w:r>
+        <w:rPr>
+          <w:rFonts w:ascii="Noto Serif SC" w:eastAsia="Noto Serif SC" w:hAnsi="Noto Serif SC" w:cs="Noto Serif"/>
+          <w:lang w:val="en-US"/>
+        </w:rPr>
+        <w:t xml:space="preserve"> (Beijing).</w:t>
       </w:r>
     </w:p>
     <w:p>
@@ -2155,7 +2295,35 @@
           <w:rFonts w:ascii="Noto Serif SC" w:eastAsia="Noto Serif SC" w:hAnsi="Noto Serif SC" w:cs="Noto Serif"/>
           <w:lang w:val="en-US"/>
         </w:rPr>
-        <w:t xml:space="preserve">Name of the composition inspires from the middle section of the piece, three non-conducted “Circle Music” are comprised of wind instruments and are requested to provide a sense of endlessness through their progression.  As a result, when these three circles are juxtaposed with the conducted music which is formed by bowed strings, a contrasting, crashing as well as chaotic sonic effect with huge tessitura is created. The music enters </w:t>
+        <w:t xml:space="preserve">Name of the composition inspires from the middle section of the piece, three non-conducted </w:t>
+      </w:r>
+      <w:r>
+        <w:rPr>
+          <w:rFonts w:ascii="Noto Serif SC" w:eastAsia="Noto Serif SC" w:hAnsi="Noto Serif SC" w:cs="Noto Serif"/>
+          <w:lang w:val="en-US"/>
+        </w:rPr>
+        <w:t>"</w:t>
+      </w:r>
+      <w:r>
+        <w:rPr>
+          <w:rFonts w:ascii="Noto Serif SC" w:eastAsia="Noto Serif SC" w:hAnsi="Noto Serif SC" w:cs="Noto Serif"/>
+          <w:lang w:val="en-US"/>
+        </w:rPr>
+        <w:t>Circle Music</w:t>
+      </w:r>
+      <w:r>
+        <w:rPr>
+          <w:rFonts w:ascii="Noto Serif SC" w:eastAsia="Noto Serif SC" w:hAnsi="Noto Serif SC" w:cs="Noto Serif"/>
+          <w:lang w:val="en-US"/>
+        </w:rPr>
+        <w:t xml:space="preserve">" </w:t>
+      </w:r>
+      <w:r>
+        <w:rPr>
+          <w:rFonts w:ascii="Noto Serif SC" w:eastAsia="Noto Serif SC" w:hAnsi="Noto Serif SC" w:cs="Noto Serif"/>
+          <w:lang w:val="en-US"/>
+        </w:rPr>
+        <w:t xml:space="preserve">are comprised of wind instruments and are requested to provide a sense of endlessness through their progression.  As a result, when these three circles are juxtaposed with the conducted music which is formed by bowed strings, a contrasting, crashing as well as chaotic sonic effect with huge tessitura is created. The music enters </w:t>
       </w:r>
       <w:r>
         <w:rPr>

--- a/Front Matter/Template/4_Front-Matter.docx
+++ b/Front Matter/Template/4_Front-Matter.docx
@@ -20,8 +20,8 @@
         <w:rPr>
           <w:rFonts w:ascii="Noto Serif SC" w:eastAsia="Noto Serif SC" w:hAnsi="Noto Serif SC" w:cs="Noto Serif"/>
           <w:b/>
-          <w:sz w:val="56"/>
-          <w:szCs w:val="56"/>
+          <w:sz w:val="100"/>
+          <w:szCs w:val="100"/>
           <w:lang w:val="en-US" w:eastAsia="zh-TW"/>
         </w:rPr>
       </w:pPr>
@@ -29,8 +29,8 @@
         <w:rPr>
           <w:rFonts w:ascii="Noto Serif SC" w:eastAsia="Noto Serif SC" w:hAnsi="Noto Serif SC" w:cs="Noto Serif" w:hint="eastAsia"/>
           <w:b/>
-          <w:sz w:val="56"/>
-          <w:szCs w:val="56"/>
+          <w:sz w:val="100"/>
+          <w:szCs w:val="100"/>
           <w:lang w:val="en-US"/>
         </w:rPr>
         <w:t>圆来缘去</w:t>
@@ -43,7 +43,7 @@
           <w:rFonts w:ascii="Noto Serif SC" w:eastAsia="Noto Serif SC" w:hAnsi="Noto Serif SC" w:cs="Noto Serif"/>
           <w:b/>
           <w:sz w:val="52"/>
-          <w:szCs w:val="72"/>
+          <w:szCs w:val="52"/>
           <w:lang w:val="en-GB"/>
         </w:rPr>
       </w:pPr>
@@ -52,7 +52,7 @@
           <w:rFonts w:ascii="Noto Serif SC" w:eastAsia="Noto Serif SC" w:hAnsi="Noto Serif SC" w:cs="Noto Serif"/>
           <w:b/>
           <w:sz w:val="52"/>
-          <w:szCs w:val="72"/>
+          <w:szCs w:val="52"/>
         </w:rPr>
         <w:t>Cycles of Destiny</w:t>
       </w:r>
@@ -63,16 +63,16 @@
         <w:jc w:val="right"/>
         <w:rPr>
           <w:rFonts w:ascii="Noto Serif SC" w:eastAsia="Noto Serif SC" w:hAnsi="Noto Serif SC" w:cs="Noto Serif"/>
-          <w:sz w:val="32"/>
-          <w:szCs w:val="56"/>
+          <w:sz w:val="36"/>
+          <w:szCs w:val="72"/>
           <w:lang w:val="en-US"/>
         </w:rPr>
       </w:pPr>
       <w:r>
         <w:rPr>
           <w:rFonts w:ascii="Noto Serif SC" w:eastAsia="Noto Serif SC" w:hAnsi="Noto Serif SC" w:cs="Noto Serif" w:hint="eastAsia"/>
-          <w:sz w:val="32"/>
-          <w:szCs w:val="56"/>
+          <w:sz w:val="36"/>
+          <w:szCs w:val="72"/>
         </w:rPr>
         <w:t>为华乐团而作</w:t>
       </w:r>
@@ -115,16 +115,16 @@
         <w:jc w:val="right"/>
         <w:rPr>
           <w:rFonts w:ascii="Noto Serif SC" w:eastAsia="Noto Serif SC" w:hAnsi="Noto Serif SC" w:cs="Noto Serif"/>
-          <w:sz w:val="40"/>
-          <w:szCs w:val="96"/>
+          <w:sz w:val="52"/>
+          <w:szCs w:val="180"/>
           <w:lang w:val="en-GB"/>
         </w:rPr>
       </w:pPr>
       <w:r>
         <w:rPr>
           <w:rFonts w:ascii="Noto Serif SC" w:eastAsia="Noto Serif SC" w:hAnsi="Noto Serif SC" w:cs="Noto Serif" w:hint="eastAsia"/>
-          <w:sz w:val="40"/>
-          <w:szCs w:val="96"/>
+          <w:sz w:val="52"/>
+          <w:szCs w:val="180"/>
         </w:rPr>
         <w:t>莫健儿</w:t>
       </w:r>
@@ -228,7 +228,7 @@
           <w:headerReference w:type="default" r:id="rId7"/>
           <w:footerReference w:type="default" r:id="rId8"/>
           <w:pgSz w:w="14100" w:h="20000"/>
-          <w:pgMar w:top="1440" w:right="1800" w:bottom="1440" w:left="1800" w:header="706" w:footer="1411" w:gutter="0"/>
+          <w:pgMar w:top="1134" w:right="1134" w:bottom="1134" w:left="1304" w:header="709" w:footer="1412" w:gutter="0"/>
           <w:cols w:space="708"/>
           <w:docGrid w:linePitch="360"/>
         </w:sectPr>
@@ -626,9 +626,8 @@
         </w:rPr>
         <w:sectPr>
           <w:pgSz w:w="14100" w:h="20000"/>
-          <w:pgMar w:top="1440" w:right="1800" w:bottom="1440" w:left="1800" w:header="708" w:footer="1417" w:gutter="0"/>
+          <w:pgMar w:top="1134" w:right="1134" w:bottom="1134" w:left="1304" w:header="709" w:footer="1412" w:gutter="0"/>
           <w:cols w:space="708"/>
-          <w:titlePg/>
           <w:docGrid w:linePitch="360"/>
         </w:sectPr>
       </w:pPr>
@@ -880,7 +879,7 @@
           <w:szCs w:val="28"/>
           <w:lang w:val="en-US"/>
         </w:rPr>
-        <w:t>’</w:t>
+        <w:t>'</w:t>
       </w:r>
       <w:r>
         <w:rPr>
@@ -889,7 +888,16 @@
           <w:szCs w:val="28"/>
           <w:lang w:val="en-US"/>
         </w:rPr>
-        <w:t>30”</w:t>
+        <w:t>30</w:t>
+      </w:r>
+      <w:r>
+        <w:rPr>
+          <w:rFonts w:ascii="Noto Serif SC" w:eastAsia="Noto Serif SC" w:hAnsi="Noto Serif SC" w:cs="Noto Serif"/>
+          <w:sz w:val="28"/>
+          <w:szCs w:val="28"/>
+          <w:lang w:val="en-US"/>
+        </w:rPr>
+        <w:t>"</w:t>
       </w:r>
     </w:p>
     <w:p>
@@ -958,9 +966,8 @@
         </w:rPr>
         <w:sectPr>
           <w:pgSz w:w="14100" w:h="20000"/>
-          <w:pgMar w:top="1440" w:right="1800" w:bottom="1440" w:left="1800" w:header="708" w:footer="1417" w:gutter="0"/>
+          <w:pgMar w:top="1134" w:right="1134" w:bottom="1134" w:left="1304" w:header="709" w:footer="1412" w:gutter="0"/>
           <w:cols w:space="708"/>
-          <w:titlePg/>
           <w:docGrid w:linePitch="360"/>
         </w:sectPr>
       </w:pPr>
@@ -1510,9 +1517,8 @@
         </w:rPr>
         <w:sectPr>
           <w:pgSz w:w="14100" w:h="20000"/>
-          <w:pgMar w:top="1440" w:right="1800" w:bottom="1440" w:left="1800" w:header="708" w:footer="1417" w:gutter="0"/>
+          <w:pgMar w:top="1134" w:right="1134" w:bottom="1134" w:left="1304" w:header="709" w:footer="1412" w:gutter="0"/>
           <w:cols w:space="708"/>
-          <w:titlePg/>
           <w:docGrid w:linePitch="360"/>
         </w:sectPr>
       </w:pPr>
@@ -2153,9 +2159,8 @@
         </w:rPr>
         <w:sectPr>
           <w:pgSz w:w="14100" w:h="20000"/>
-          <w:pgMar w:top="1440" w:right="1800" w:bottom="1440" w:left="1800" w:header="706" w:footer="1411" w:gutter="0"/>
+          <w:pgMar w:top="1134" w:right="1134" w:bottom="1134" w:left="1304" w:header="709" w:footer="1412" w:gutter="0"/>
           <w:cols w:space="708"/>
-          <w:titlePg/>
           <w:docGrid w:linePitch="360"/>
         </w:sectPr>
       </w:pPr>
@@ -2429,18 +2434,97 @@
         </w:rPr>
         <w:t xml:space="preserve">1 </w:t>
       </w:r>
+      <w:r>
+        <w:rPr>
+          <w:rFonts w:ascii="Noto Serif SC" w:eastAsia="Noto Serif SC" w:hAnsi="Noto Serif SC" w:cs="Noto Serif"/>
+          <w:lang w:val="en-US"/>
+        </w:rPr>
+        <w:t>Bangdi</w:t>
+      </w:r>
+    </w:p>
+    <w:p>
+      <w:pPr>
+        <w:rPr>
+          <w:rFonts w:ascii="Noto Serif SC" w:eastAsia="Noto Serif SC" w:hAnsi="Noto Serif SC" w:cs="Noto Serif"/>
+          <w:lang w:val="en-US"/>
+        </w:rPr>
+      </w:pPr>
+      <w:r>
+        <w:rPr>
+          <w:rFonts w:ascii="Noto Serif SC" w:eastAsia="Noto Serif SC" w:hAnsi="Noto Serif SC" w:cs="Noto Serif"/>
+          <w:lang w:val="en-US"/>
+        </w:rPr>
+        <w:t xml:space="preserve">1 </w:t>
+      </w:r>
+      <w:r>
+        <w:rPr>
+          <w:rFonts w:ascii="Noto Serif SC" w:eastAsia="Noto Serif SC" w:hAnsi="Noto Serif SC" w:cs="Noto Serif"/>
+          <w:lang w:val="en-US"/>
+        </w:rPr>
+        <w:t xml:space="preserve">曲笛 </w:t>
+      </w:r>
+      <w:r>
+        <w:rPr>
+          <w:rFonts w:ascii="Noto Serif SC" w:eastAsia="Noto Serif SC" w:hAnsi="Noto Serif SC" w:cs="Noto Serif"/>
+          <w:lang w:val="en-US"/>
+        </w:rPr>
+        <w:t xml:space="preserve">1 </w:t>
+      </w:r>
+      <w:r>
+        <w:rPr>
+          <w:rFonts w:ascii="Noto Serif SC" w:eastAsia="Noto Serif SC" w:hAnsi="Noto Serif SC" w:cs="Noto Serif"/>
+          <w:lang w:val="en-US"/>
+        </w:rPr>
+        <w:t>Qudi</w:t>
+      </w:r>
+    </w:p>
+    <w:p>
+      <w:pPr>
+        <w:rPr>
+          <w:rFonts w:ascii="Noto Serif SC" w:eastAsia="Noto Serif SC" w:hAnsi="Noto Serif SC" w:cs="Noto Serif"/>
+          <w:lang w:val="en-US"/>
+        </w:rPr>
+      </w:pPr>
+      <w:r>
+        <w:rPr>
+          <w:rFonts w:ascii="Noto Serif SC" w:eastAsia="Noto Serif SC" w:hAnsi="Noto Serif SC" w:cs="Noto Serif"/>
+          <w:lang w:val="en-GB"/>
+        </w:rPr>
+        <w:t xml:space="preserve">1 </w:t>
+      </w:r>
+      <w:r>
+        <w:rPr>
+          <w:rFonts w:ascii="Noto Serif SC" w:eastAsia="Noto Serif SC" w:hAnsi="Noto Serif SC" w:cs="Noto Serif"/>
+        </w:rPr>
+        <w:t>新笛</w:t>
+      </w:r>
+      <w:r>
+        <w:rPr>
+          <w:rFonts w:ascii="Noto Serif SC" w:eastAsia="Noto Serif SC" w:hAnsi="Noto Serif SC" w:cs="Noto Serif"/>
+          <w:lang w:val="en-US"/>
+        </w:rPr>
+        <w:t xml:space="preserve"> </w:t>
+      </w:r>
+      <w:r>
+        <w:rPr>
+          <w:rFonts w:ascii="Noto Serif SC" w:eastAsia="Noto Serif SC" w:hAnsi="Noto Serif SC" w:cs="Noto Serif"/>
+          <w:lang w:val="en-US"/>
+        </w:rPr>
+        <w:t xml:space="preserve">1 </w:t>
+      </w:r>
       <w:proofErr w:type="spellStart"/>
       <w:r>
         <w:rPr>
           <w:rFonts w:ascii="Noto Serif SC" w:eastAsia="Noto Serif SC" w:hAnsi="Noto Serif SC" w:cs="Noto Serif"/>
           <w:lang w:val="en-US"/>
         </w:rPr>
-        <w:t>Bangdi</w:t>
+        <w:t>Xindi</w:t>
       </w:r>
       <w:proofErr w:type="spellEnd"/>
     </w:p>
     <w:p>
       <w:pPr>
+        <w:spacing w:after="120"/>
         <w:rPr>
           <w:rFonts w:ascii="Noto Serif SC" w:eastAsia="Noto Serif SC" w:hAnsi="Noto Serif SC" w:cs="Noto Serif"/>
           <w:lang w:val="en-US"/>
@@ -2458,7 +2542,7 @@
           <w:rFonts w:ascii="Noto Serif SC" w:eastAsia="Noto Serif SC" w:hAnsi="Noto Serif SC" w:cs="Noto Serif"/>
           <w:lang w:val="en-US"/>
         </w:rPr>
-        <w:t xml:space="preserve">曲笛 </w:t>
+        <w:t xml:space="preserve">笙 </w:t>
       </w:r>
       <w:r>
         <w:rPr>
@@ -2467,42 +2551,70 @@
         </w:rPr>
         <w:t xml:space="preserve">1 </w:t>
       </w:r>
-      <w:proofErr w:type="spellStart"/>
-      <w:r>
-        <w:rPr>
-          <w:rFonts w:ascii="Noto Serif SC" w:eastAsia="Noto Serif SC" w:hAnsi="Noto Serif SC" w:cs="Noto Serif"/>
-          <w:lang w:val="en-US"/>
-        </w:rPr>
-        <w:t>Qudi</w:t>
-      </w:r>
-      <w:proofErr w:type="spellEnd"/>
-    </w:p>
-    <w:p>
-      <w:pPr>
-        <w:rPr>
-          <w:rFonts w:ascii="Noto Serif SC" w:eastAsia="Noto Serif SC" w:hAnsi="Noto Serif SC" w:cs="Noto Serif"/>
-          <w:lang w:val="en-US"/>
-        </w:rPr>
-      </w:pPr>
-      <w:r>
-        <w:rPr>
-          <w:rFonts w:ascii="Noto Serif SC" w:eastAsia="Noto Serif SC" w:hAnsi="Noto Serif SC" w:cs="Noto Serif"/>
-          <w:lang w:val="en-GB"/>
+      <w:r>
+        <w:rPr>
+          <w:rFonts w:ascii="Noto Serif SC" w:eastAsia="Noto Serif SC" w:hAnsi="Noto Serif SC" w:cs="Noto Serif"/>
+          <w:lang w:val="en-US"/>
+        </w:rPr>
+        <w:t>Sheng</w:t>
+      </w:r>
+    </w:p>
+    <w:p>
+      <w:pPr>
+        <w:rPr>
+          <w:rFonts w:ascii="Noto Serif SC" w:eastAsia="Noto Serif SC" w:hAnsi="Noto Serif SC" w:cs="Noto Serif"/>
+          <w:lang w:val="en-US"/>
+        </w:rPr>
+      </w:pPr>
+      <w:r>
+        <w:rPr>
+          <w:rFonts w:ascii="Noto Serif SC" w:eastAsia="Noto Serif SC" w:hAnsi="Noto Serif SC" w:cs="Noto Serif"/>
+          <w:lang w:val="en-US"/>
+        </w:rPr>
+        <w:t xml:space="preserve">2 </w:t>
+      </w:r>
+      <w:r>
+        <w:rPr>
+          <w:rFonts w:ascii="Noto Serif SC" w:eastAsia="Noto Serif SC" w:hAnsi="Noto Serif SC" w:cs="Noto Serif"/>
+          <w:lang w:val="en-US"/>
+        </w:rPr>
+        <w:t xml:space="preserve">高音唢呐 </w:t>
+      </w:r>
+      <w:r>
+        <w:rPr>
+          <w:rFonts w:ascii="Noto Serif SC" w:eastAsia="Noto Serif SC" w:hAnsi="Noto Serif SC" w:cs="Noto Serif"/>
+          <w:lang w:val="en-US"/>
+        </w:rPr>
+        <w:t>2</w:t>
+      </w:r>
+      <w:r>
+        <w:rPr>
+          <w:rFonts w:ascii="Noto Serif SC" w:eastAsia="Noto Serif SC" w:hAnsi="Noto Serif SC" w:cs="Noto Serif"/>
+          <w:lang w:val="en-US"/>
+        </w:rPr>
+        <w:t xml:space="preserve"> Gaoyin Suona</w:t>
+      </w:r>
+    </w:p>
+    <w:p>
+      <w:pPr>
+        <w:rPr>
+          <w:rFonts w:ascii="Noto Serif SC" w:eastAsia="Noto Serif SC" w:hAnsi="Noto Serif SC" w:cs="Noto Serif"/>
+          <w:lang w:val="en-US"/>
+        </w:rPr>
+      </w:pPr>
+      <w:r>
+        <w:rPr>
+          <w:rFonts w:ascii="Noto Serif SC" w:eastAsia="Noto Serif SC" w:hAnsi="Noto Serif SC" w:cs="Noto Serif"/>
+          <w:lang w:val="en-US"/>
         </w:rPr>
         <w:t xml:space="preserve">1 </w:t>
       </w:r>
       <w:r>
         <w:rPr>
           <w:rFonts w:ascii="Noto Serif SC" w:eastAsia="Noto Serif SC" w:hAnsi="Noto Serif SC" w:cs="Noto Serif"/>
-        </w:rPr>
-        <w:t>新笛</w:t>
-      </w:r>
-      <w:r>
-        <w:rPr>
-          <w:rFonts w:ascii="Noto Serif SC" w:eastAsia="Noto Serif SC" w:hAnsi="Noto Serif SC" w:cs="Noto Serif"/>
-          <w:lang w:val="en-US"/>
-        </w:rPr>
-        <w:t xml:space="preserve"> </w:t>
+          <w:lang w:val="en-US"/>
+        </w:rPr>
+        <w:t xml:space="preserve">中音唢呐 </w:t>
       </w:r>
       <w:r>
         <w:rPr>
@@ -2511,167 +2623,13 @@
         </w:rPr>
         <w:t xml:space="preserve">1 </w:t>
       </w:r>
-      <w:proofErr w:type="spellStart"/>
-      <w:r>
-        <w:rPr>
-          <w:rFonts w:ascii="Noto Serif SC" w:eastAsia="Noto Serif SC" w:hAnsi="Noto Serif SC" w:cs="Noto Serif"/>
-          <w:lang w:val="en-US"/>
-        </w:rPr>
-        <w:t>Xindi</w:t>
-      </w:r>
-      <w:proofErr w:type="spellEnd"/>
-    </w:p>
-    <w:p>
-      <w:pPr>
-        <w:spacing w:after="120"/>
-        <w:rPr>
-          <w:rFonts w:ascii="Noto Serif SC" w:eastAsia="Noto Serif SC" w:hAnsi="Noto Serif SC" w:cs="Noto Serif"/>
-          <w:lang w:val="en-US"/>
-        </w:rPr>
-      </w:pPr>
-      <w:r>
-        <w:rPr>
-          <w:rFonts w:ascii="Noto Serif SC" w:eastAsia="Noto Serif SC" w:hAnsi="Noto Serif SC" w:cs="Noto Serif"/>
-          <w:lang w:val="en-US"/>
-        </w:rPr>
-        <w:t xml:space="preserve">1 </w:t>
-      </w:r>
-      <w:r>
-        <w:rPr>
-          <w:rFonts w:ascii="Noto Serif SC" w:eastAsia="Noto Serif SC" w:hAnsi="Noto Serif SC" w:cs="Noto Serif"/>
-          <w:lang w:val="en-US"/>
-        </w:rPr>
-        <w:t xml:space="preserve">笙 </w:t>
-      </w:r>
-      <w:r>
-        <w:rPr>
-          <w:rFonts w:ascii="Noto Serif SC" w:eastAsia="Noto Serif SC" w:hAnsi="Noto Serif SC" w:cs="Noto Serif"/>
-          <w:lang w:val="en-US"/>
-        </w:rPr>
-        <w:t xml:space="preserve">1 </w:t>
-      </w:r>
-      <w:r>
-        <w:rPr>
-          <w:rFonts w:ascii="Noto Serif SC" w:eastAsia="Noto Serif SC" w:hAnsi="Noto Serif SC" w:cs="Noto Serif"/>
-          <w:lang w:val="en-US"/>
-        </w:rPr>
-        <w:t>Sheng</w:t>
-      </w:r>
-    </w:p>
-    <w:p>
-      <w:pPr>
-        <w:rPr>
-          <w:rFonts w:ascii="Noto Serif SC" w:eastAsia="Noto Serif SC" w:hAnsi="Noto Serif SC" w:cs="Noto Serif"/>
-          <w:lang w:val="en-US"/>
-        </w:rPr>
-      </w:pPr>
-      <w:r>
-        <w:rPr>
-          <w:rFonts w:ascii="Noto Serif SC" w:eastAsia="Noto Serif SC" w:hAnsi="Noto Serif SC" w:cs="Noto Serif"/>
-          <w:lang w:val="en-US"/>
-        </w:rPr>
-        <w:t xml:space="preserve">2 </w:t>
-      </w:r>
-      <w:r>
-        <w:rPr>
-          <w:rFonts w:ascii="Noto Serif SC" w:eastAsia="Noto Serif SC" w:hAnsi="Noto Serif SC" w:cs="Noto Serif"/>
-          <w:lang w:val="en-US"/>
-        </w:rPr>
-        <w:t xml:space="preserve">高音唢呐 </w:t>
-      </w:r>
-      <w:r>
-        <w:rPr>
-          <w:rFonts w:ascii="Noto Serif SC" w:eastAsia="Noto Serif SC" w:hAnsi="Noto Serif SC" w:cs="Noto Serif"/>
-          <w:lang w:val="en-US"/>
-        </w:rPr>
-        <w:t>2</w:t>
-      </w:r>
-      <w:r>
-        <w:rPr>
-          <w:rFonts w:ascii="Noto Serif SC" w:eastAsia="Noto Serif SC" w:hAnsi="Noto Serif SC" w:cs="Noto Serif"/>
-          <w:lang w:val="en-US"/>
-        </w:rPr>
-        <w:t xml:space="preserve"> </w:t>
-      </w:r>
-      <w:proofErr w:type="spellStart"/>
-      <w:r>
-        <w:rPr>
-          <w:rFonts w:ascii="Noto Serif SC" w:eastAsia="Noto Serif SC" w:hAnsi="Noto Serif SC" w:cs="Noto Serif"/>
-          <w:lang w:val="en-US"/>
-        </w:rPr>
-        <w:t>Gaoyin</w:t>
-      </w:r>
-      <w:proofErr w:type="spellEnd"/>
-      <w:r>
-        <w:rPr>
-          <w:rFonts w:ascii="Noto Serif SC" w:eastAsia="Noto Serif SC" w:hAnsi="Noto Serif SC" w:cs="Noto Serif"/>
-          <w:lang w:val="en-US"/>
-        </w:rPr>
-        <w:t xml:space="preserve"> </w:t>
-      </w:r>
-      <w:proofErr w:type="spellStart"/>
-      <w:r>
-        <w:rPr>
-          <w:rFonts w:ascii="Noto Serif SC" w:eastAsia="Noto Serif SC" w:hAnsi="Noto Serif SC" w:cs="Noto Serif"/>
-          <w:lang w:val="en-US"/>
-        </w:rPr>
-        <w:t>Suona</w:t>
-      </w:r>
-      <w:proofErr w:type="spellEnd"/>
-    </w:p>
-    <w:p>
-      <w:pPr>
-        <w:rPr>
-          <w:rFonts w:ascii="Noto Serif SC" w:eastAsia="Noto Serif SC" w:hAnsi="Noto Serif SC" w:cs="Noto Serif"/>
-          <w:lang w:val="en-US"/>
-        </w:rPr>
-      </w:pPr>
-      <w:r>
-        <w:rPr>
-          <w:rFonts w:ascii="Noto Serif SC" w:eastAsia="Noto Serif SC" w:hAnsi="Noto Serif SC" w:cs="Noto Serif"/>
-          <w:lang w:val="en-US"/>
-        </w:rPr>
-        <w:t xml:space="preserve">1 </w:t>
-      </w:r>
-      <w:r>
-        <w:rPr>
-          <w:rFonts w:ascii="Noto Serif SC" w:eastAsia="Noto Serif SC" w:hAnsi="Noto Serif SC" w:cs="Noto Serif"/>
-          <w:lang w:val="en-US"/>
-        </w:rPr>
-        <w:t xml:space="preserve">中音唢呐 </w:t>
-      </w:r>
-      <w:r>
-        <w:rPr>
-          <w:rFonts w:ascii="Noto Serif SC" w:eastAsia="Noto Serif SC" w:hAnsi="Noto Serif SC" w:cs="Noto Serif"/>
-          <w:lang w:val="en-US"/>
-        </w:rPr>
-        <w:t xml:space="preserve">1 </w:t>
-      </w:r>
-      <w:proofErr w:type="spellStart"/>
-      <w:r>
-        <w:rPr>
-          <w:rFonts w:ascii="Noto Serif SC" w:eastAsia="Noto Serif SC" w:hAnsi="Noto Serif SC" w:cs="Noto Serif"/>
-          <w:lang w:val="en-US"/>
-        </w:rPr>
-        <w:t>Zhongyin</w:t>
-      </w:r>
-      <w:proofErr w:type="spellEnd"/>
-      <w:r>
-        <w:rPr>
-          <w:rFonts w:ascii="Noto Serif SC" w:eastAsia="Noto Serif SC" w:hAnsi="Noto Serif SC" w:cs="Noto Serif"/>
-          <w:lang w:val="en-US"/>
-        </w:rPr>
-        <w:t xml:space="preserve"> </w:t>
-      </w:r>
-      <w:proofErr w:type="spellStart"/>
-      <w:r>
-        <w:rPr>
-          <w:rFonts w:ascii="Noto Serif SC" w:eastAsia="Noto Serif SC" w:hAnsi="Noto Serif SC" w:cs="Noto Serif"/>
-          <w:lang w:val="en-US"/>
-        </w:rPr>
-        <w:t>Suona</w:t>
-      </w:r>
-      <w:proofErr w:type="spellEnd"/>
+      <w:r>
+        <w:rPr>
+          <w:rFonts w:ascii="Noto Serif SC" w:eastAsia="Noto Serif SC" w:hAnsi="Noto Serif SC" w:cs="Noto Serif"/>
+          <w:lang w:val="en-US"/>
+        </w:rPr>
+        <w:t>Zhongyin Suona</w:t>
+      </w:r>
     </w:p>
     <w:p>
       <w:pPr>
@@ -3351,9 +3309,8 @@
     </w:p>
     <w:sectPr>
       <w:pgSz w:w="14100" w:h="20000"/>
-      <w:pgMar w:top="1440" w:right="1800" w:bottom="1440" w:left="1800" w:header="708" w:footer="1417" w:gutter="0"/>
+      <w:pgMar w:top="1134" w:right="1134" w:bottom="1134" w:left="1304" w:header="709" w:footer="1412" w:gutter="0"/>
       <w:cols w:space="708"/>
-      <w:titlePg/>
       <w:docGrid w:linePitch="360"/>
     </w:sectPr>
   </w:body>
